--- a/Case Code Activity Classes/Admin/IPO Issuance of Purchase Order/IPO.DOCX
+++ b/Case Code Activity Classes/Admin/IPO Issuance of Purchase Order/IPO.DOCX
@@ -96,7 +96,7 @@
                 <v:stroke joinstyle="miter"/>
                 <v:path gradientshapeok="t" o:connecttype="rect"/>
               </v:shapetype>
-              <v:shape id="Text Box 2" o:spid="_x0000_s1026" type="#_x0000_t202" style="position:absolute;margin-left:-42.15pt;margin-top:23.4pt;width:97.3pt;height:50.9pt;z-index:251663360;visibility:visible;mso-wrap-style:square;mso-width-percent:0;mso-height-percent:0;mso-wrap-distance-left:9pt;mso-wrap-distance-top:3.6pt;mso-wrap-distance-right:9pt;mso-wrap-distance-bottom:3.6pt;mso-position-horizontal:absolute;mso-position-horizontal-relative:text;mso-position-vertical:absolute;mso-position-vertical-relative:text;mso-width-percent:0;mso-height-percent:0;mso-width-relative:margin;mso-height-relative:margin;v-text-anchor:top" o:gfxdata="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" filled="f" stroked="f">
+              <v:shape id="Text Box 2" o:spid="_x0000_s1026" type="#_x0000_t202" style="position:absolute;margin-left:-42.15pt;margin-top:23.4pt;width:97.3pt;height:50.9pt;z-index:251663360;visibility:visible;mso-wrap-style:square;mso-width-percent:0;mso-height-percent:0;mso-wrap-distance-left:9pt;mso-wrap-distance-top:3.6pt;mso-wrap-distance-right:9pt;mso-wrap-distance-bottom:3.6pt;mso-position-horizontal:absolute;mso-position-horizontal-relative:text;mso-position-vertical:absolute;mso-position-vertical-relative:text;mso-width-percent:0;mso-height-percent:0;mso-width-relative:margin;mso-height-relative:margin;v-text-anchor:top" o:gfxdata="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" filled="f" stroked="f">
                 <v:textbox>
                   <w:txbxContent>
                     <w:p>
@@ -547,7 +547,7 @@
           </mc:Choice>
           <mc:Fallback>
             <w:pict>
-              <v:shape w14:anchorId="349679F7" id="_x0000_s1027" type="#_x0000_t202" style="position:absolute;margin-left:68.05pt;margin-top:6.55pt;width:286.45pt;height:36.65pt;z-index:251659264;visibility:visible;mso-wrap-style:square;mso-width-percent:0;mso-height-percent:0;mso-wrap-distance-left:9pt;mso-wrap-distance-top:3.6pt;mso-wrap-distance-right:9pt;mso-wrap-distance-bottom:3.6pt;mso-position-horizontal:absolute;mso-position-horizontal-relative:text;mso-position-vertical:absolute;mso-position-vertical-relative:text;mso-width-percent:0;mso-height-percent:0;mso-width-relative:margin;mso-height-relative:margin;v-text-anchor:top" o:gfxdata="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" filled="f" stroked="f">
+              <v:shape w14:anchorId="349679F7" id="_x0000_s1027" type="#_x0000_t202" style="position:absolute;margin-left:68.05pt;margin-top:6.55pt;width:286.45pt;height:36.65pt;z-index:251659264;visibility:visible;mso-wrap-style:square;mso-width-percent:0;mso-height-percent:0;mso-wrap-distance-left:9pt;mso-wrap-distance-top:3.6pt;mso-wrap-distance-right:9pt;mso-wrap-distance-bottom:3.6pt;mso-position-horizontal:absolute;mso-position-horizontal-relative:text;mso-position-vertical:absolute;mso-position-vertical-relative:text;mso-width-percent:0;mso-height-percent:0;mso-width-relative:margin;mso-height-relative:margin;v-text-anchor:top" o:gfxdata="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" filled="f" stroked="f">
                 <v:textbox>
                   <w:txbxContent>
                     <w:p>
@@ -724,14 +724,8 @@
                 <w:rFonts w:ascii="Sakkal Majalla" w:hAnsi="Sakkal Majalla" w:cs="Sakkal Majalla"/>
               </w:rPr>
             </w:pPr>
-            <w:r>
-              <w:rPr>
-                <w:rFonts w:ascii="Sakkal Majalla" w:hAnsi="Sakkal Majalla" w:cs="Sakkal Majalla"/>
-                <w:bCs/>
-                <w:color w:val="A6A6A6" w:themeColor="background1" w:themeShade="A6"/>
-              </w:rPr>
-              <w:sym w:font="Wingdings" w:char="F06E"/>
-            </w:r>
+            <w:bookmarkStart w:id="0" w:name="contractChecked"/>
+            <w:bookmarkEnd w:id="0"/>
           </w:p>
         </w:tc>
         <w:tc>
@@ -750,13 +744,8 @@
                 <w:rFonts w:ascii="Sakkal Majalla" w:hAnsi="Sakkal Majalla" w:cs="Sakkal Majalla"/>
               </w:rPr>
             </w:pPr>
-            <w:r>
-              <w:rPr>
-                <w:rFonts w:ascii="Sakkal Majalla" w:hAnsi="Sakkal Majalla" w:cs="Sakkal Majalla"/>
-                <w:bCs/>
-              </w:rPr>
-              <w:sym w:font="Wingdings" w:char="F06E"/>
-            </w:r>
+            <w:bookmarkStart w:id="1" w:name="purchaseOrderChecked"/>
+            <w:bookmarkEnd w:id="1"/>
           </w:p>
         </w:tc>
       </w:tr>
@@ -874,6 +863,8 @@
                 <w:rFonts w:ascii="Sakkal Majalla" w:hAnsi="Sakkal Majalla" w:cs="Sakkal Majalla"/>
               </w:rPr>
             </w:pPr>
+            <w:bookmarkStart w:id="2" w:name="remedyRequestNumber"/>
+            <w:bookmarkEnd w:id="2"/>
           </w:p>
         </w:tc>
         <w:tc>
@@ -892,6 +883,8 @@
                 <w:rFonts w:ascii="Sakkal Majalla" w:hAnsi="Sakkal Majalla" w:cs="Sakkal Majalla"/>
               </w:rPr>
             </w:pPr>
+            <w:bookmarkStart w:id="3" w:name="remedyRequestDate"/>
+            <w:bookmarkEnd w:id="3"/>
           </w:p>
         </w:tc>
         <w:tc>
@@ -910,6 +903,8 @@
                 <w:rFonts w:ascii="Sakkal Majalla" w:hAnsi="Sakkal Majalla" w:cs="Sakkal Majalla"/>
               </w:rPr>
             </w:pPr>
+            <w:bookmarkStart w:id="4" w:name="firstPurchaseOrderNumber"/>
+            <w:bookmarkEnd w:id="4"/>
           </w:p>
         </w:tc>
       </w:tr>
@@ -1027,6 +1022,8 @@
                 <w:rFonts w:ascii="Sakkal Majalla" w:hAnsi="Sakkal Majalla" w:cs="Sakkal Majalla"/>
               </w:rPr>
             </w:pPr>
+            <w:bookmarkStart w:id="5" w:name="firstPurchaseOrderDate"/>
+            <w:bookmarkEnd w:id="5"/>
           </w:p>
         </w:tc>
         <w:tc>
@@ -1045,6 +1042,8 @@
                 <w:rFonts w:ascii="Sakkal Majalla" w:hAnsi="Sakkal Majalla" w:cs="Sakkal Majalla"/>
               </w:rPr>
             </w:pPr>
+            <w:bookmarkStart w:id="6" w:name="contractReference"/>
+            <w:bookmarkEnd w:id="6"/>
           </w:p>
         </w:tc>
         <w:tc>
@@ -1063,6 +1062,8 @@
                 <w:rFonts w:ascii="Sakkal Majalla" w:hAnsi="Sakkal Majalla" w:cs="Sakkal Majalla"/>
               </w:rPr>
             </w:pPr>
+            <w:bookmarkStart w:id="7" w:name="contractorCompanyName"/>
+            <w:bookmarkEnd w:id="7"/>
           </w:p>
         </w:tc>
       </w:tr>
@@ -1172,6 +1173,8 @@
                 <w:rFonts w:ascii="Sakkal Majalla" w:hAnsi="Sakkal Majalla" w:cs="Sakkal Majalla"/>
               </w:rPr>
             </w:pPr>
+            <w:bookmarkStart w:id="8" w:name="contractStartDate"/>
+            <w:bookmarkEnd w:id="8"/>
           </w:p>
         </w:tc>
         <w:tc>
@@ -1190,6 +1193,8 @@
                 <w:rFonts w:ascii="Sakkal Majalla" w:hAnsi="Sakkal Majalla" w:cs="Sakkal Majalla"/>
               </w:rPr>
             </w:pPr>
+            <w:bookmarkStart w:id="9" w:name="contractExpiryDate"/>
+            <w:bookmarkEnd w:id="9"/>
           </w:p>
         </w:tc>
         <w:tc>
@@ -1266,6 +1271,8 @@
                 <w:rFonts w:ascii="Sakkal Majalla" w:hAnsi="Sakkal Majalla" w:cs="Sakkal Majalla"/>
               </w:rPr>
             </w:pPr>
+            <w:bookmarkStart w:id="10" w:name="requiredQuantityServiceDescription"/>
+            <w:bookmarkEnd w:id="10"/>
           </w:p>
         </w:tc>
       </w:tr>
@@ -1410,6 +1417,8 @@
                 <w:rFonts w:ascii="Sakkal Majalla" w:hAnsi="Sakkal Majalla" w:cs="Sakkal Majalla"/>
               </w:rPr>
             </w:pPr>
+            <w:bookmarkStart w:id="11" w:name="unitPrice"/>
+            <w:bookmarkEnd w:id="11"/>
           </w:p>
         </w:tc>
         <w:tc>
@@ -1428,6 +1437,8 @@
                 <w:rFonts w:ascii="Sakkal Majalla" w:hAnsi="Sakkal Majalla" w:cs="Sakkal Majalla"/>
               </w:rPr>
             </w:pPr>
+            <w:bookmarkStart w:id="12" w:name="totalAmount"/>
+            <w:bookmarkEnd w:id="12"/>
           </w:p>
         </w:tc>
         <w:tc>
@@ -1446,6 +1457,8 @@
                 <w:rFonts w:ascii="Sakkal Majalla" w:hAnsi="Sakkal Majalla" w:cs="Sakkal Majalla"/>
               </w:rPr>
             </w:pPr>
+            <w:bookmarkStart w:id="13" w:name="costCenter"/>
+            <w:bookmarkEnd w:id="13"/>
           </w:p>
         </w:tc>
         <w:tc>
@@ -1463,6 +1476,8 @@
                 <w:rFonts w:ascii="Sakkal Majalla" w:hAnsi="Sakkal Majalla" w:cs="Sakkal Majalla"/>
               </w:rPr>
             </w:pPr>
+            <w:bookmarkStart w:id="14" w:name="divisionDepartment"/>
+            <w:bookmarkEnd w:id="14"/>
           </w:p>
         </w:tc>
       </w:tr>
@@ -1551,6 +1566,8 @@
                 <w:rFonts w:ascii="Sakkal Majalla" w:hAnsi="Sakkal Majalla" w:cs="Sakkal Majalla"/>
               </w:rPr>
             </w:pPr>
+            <w:bookmarkStart w:id="15" w:name="deliveryConditions"/>
+            <w:bookmarkEnd w:id="15"/>
           </w:p>
         </w:tc>
         <w:tc>
@@ -1569,6 +1586,8 @@
                 <w:rFonts w:ascii="Sakkal Majalla" w:hAnsi="Sakkal Majalla" w:cs="Sakkal Majalla"/>
               </w:rPr>
             </w:pPr>
+            <w:bookmarkStart w:id="16" w:name="penaltyPercentage"/>
+            <w:bookmarkEnd w:id="16"/>
           </w:p>
         </w:tc>
       </w:tr>
@@ -1627,6 +1646,8 @@
                 <w:rFonts w:ascii="Sakkal Majalla" w:hAnsi="Sakkal Majalla" w:cs="Sakkal Majalla"/>
               </w:rPr>
             </w:pPr>
+            <w:bookmarkStart w:id="17" w:name="remarks"/>
+            <w:bookmarkEnd w:id="17"/>
           </w:p>
         </w:tc>
       </w:tr>
@@ -1782,6 +1803,8 @@
                 <w:color w:val="000000"/>
               </w:rPr>
             </w:pPr>
+            <w:bookmarkStart w:id="18" w:name="requesterName"/>
+            <w:bookmarkEnd w:id="18"/>
           </w:p>
         </w:tc>
         <w:tc>
@@ -1800,6 +1823,8 @@
                 <w:color w:val="000000"/>
               </w:rPr>
             </w:pPr>
+            <w:bookmarkStart w:id="19" w:name="requesterDesignation"/>
+            <w:bookmarkEnd w:id="19"/>
           </w:p>
         </w:tc>
       </w:tr>
